--- a/tillsyn/S 258-2026 tillsynsbegäran.docx
+++ b/tillsyn/S 258-2026 tillsynsbegäran.docx
@@ -249,7 +249,7 @@
     <w:r>
       <w:tab/>
       <w:tab/>
-      <w:t>2026-09-14</w:t>
+      <w:t>2026-09-15</w:t>
       <w:br/>
       <w:br/>
     </w:r>

--- a/tillsyn/S 258-2026 tillsynsbegäran.docx
+++ b/tillsyn/S 258-2026 tillsynsbegäran.docx
@@ -249,7 +249,7 @@
     <w:r>
       <w:tab/>
       <w:tab/>
-      <w:t>2026-09-15</w:t>
+      <w:t>2026-09-16</w:t>
       <w:br/>
       <w:br/>
     </w:r>

--- a/tillsyn/S 258-2026 tillsynsbegäran.docx
+++ b/tillsyn/S 258-2026 tillsynsbegäran.docx
@@ -249,7 +249,7 @@
     <w:r>
       <w:tab/>
       <w:tab/>
-      <w:t>2026-09-16</w:t>
+      <w:t>2026-09-17</w:t>
       <w:br/>
       <w:br/>
     </w:r>

--- a/tillsyn/S 258-2026 tillsynsbegäran.docx
+++ b/tillsyn/S 258-2026 tillsynsbegäran.docx
@@ -249,7 +249,7 @@
     <w:r>
       <w:tab/>
       <w:tab/>
-      <w:t>2026-09-17</w:t>
+      <w:t>2026-09-18</w:t>
       <w:br/>
       <w:br/>
     </w:r>

--- a/tillsyn/S 258-2026 tillsynsbegäran.docx
+++ b/tillsyn/S 258-2026 tillsynsbegäran.docx
@@ -249,7 +249,7 @@
     <w:r>
       <w:tab/>
       <w:tab/>
-      <w:t>2026-09-18</w:t>
+      <w:t>2026-09-19</w:t>
       <w:br/>
       <w:br/>
     </w:r>

--- a/tillsyn/S 258-2026 tillsynsbegäran.docx
+++ b/tillsyn/S 258-2026 tillsynsbegäran.docx
@@ -249,7 +249,7 @@
     <w:r>
       <w:tab/>
       <w:tab/>
-      <w:t>2026-09-19</w:t>
+      <w:t>2026-09-21</w:t>
       <w:br/>
       <w:br/>
     </w:r>

--- a/tillsyn/S 258-2026 tillsynsbegäran.docx
+++ b/tillsyn/S 258-2026 tillsynsbegäran.docx
@@ -249,7 +249,7 @@
     <w:r>
       <w:tab/>
       <w:tab/>
-      <w:t>2026-09-21</w:t>
+      <w:t>2026-09-23</w:t>
       <w:br/>
       <w:br/>
     </w:r>

--- a/tillsyn/S 258-2026 tillsynsbegäran.docx
+++ b/tillsyn/S 258-2026 tillsynsbegäran.docx
@@ -249,7 +249,7 @@
     <w:r>
       <w:tab/>
       <w:tab/>
-      <w:t>2026-09-23</w:t>
+      <w:t>2026-09-24</w:t>
       <w:br/>
       <w:br/>
     </w:r>

--- a/tillsyn/S 258-2026 tillsynsbegäran.docx
+++ b/tillsyn/S 258-2026 tillsynsbegäran.docx
@@ -249,7 +249,7 @@
     <w:r>
       <w:tab/>
       <w:tab/>
-      <w:t>2026-09-24</w:t>
+      <w:t>2026-09-25</w:t>
       <w:br/>
       <w:br/>
     </w:r>

--- a/tillsyn/S 258-2026 tillsynsbegäran.docx
+++ b/tillsyn/S 258-2026 tillsynsbegäran.docx
@@ -249,7 +249,7 @@
     <w:r>
       <w:tab/>
       <w:tab/>
-      <w:t>2026-09-25</w:t>
+      <w:t>2026-09-26</w:t>
       <w:br/>
       <w:br/>
     </w:r>

--- a/tillsyn/S 258-2026 tillsynsbegäran.docx
+++ b/tillsyn/S 258-2026 tillsynsbegäran.docx
@@ -249,7 +249,7 @@
     <w:r>
       <w:tab/>
       <w:tab/>
-      <w:t>2026-09-26</w:t>
+      <w:t>2026-09-27</w:t>
       <w:br/>
       <w:br/>
     </w:r>

--- a/tillsyn/S 258-2026 tillsynsbegäran.docx
+++ b/tillsyn/S 258-2026 tillsynsbegäran.docx
@@ -249,7 +249,7 @@
     <w:r>
       <w:tab/>
       <w:tab/>
-      <w:t>2026-09-27</w:t>
+      <w:t>2026-09-28</w:t>
       <w:br/>
       <w:br/>
     </w:r>

--- a/tillsyn/S 258-2026 tillsynsbegäran.docx
+++ b/tillsyn/S 258-2026 tillsynsbegäran.docx
@@ -249,7 +249,7 @@
     <w:r>
       <w:tab/>
       <w:tab/>
-      <w:t>2026-09-28</w:t>
+      <w:t>2026-09-29</w:t>
       <w:br/>
       <w:br/>
     </w:r>

--- a/tillsyn/S 258-2026 tillsynsbegäran.docx
+++ b/tillsyn/S 258-2026 tillsynsbegäran.docx
@@ -249,7 +249,7 @@
     <w:r>
       <w:tab/>
       <w:tab/>
-      <w:t>2026-09-29</w:t>
+      <w:t>2026-09-30</w:t>
       <w:br/>
       <w:br/>
     </w:r>

--- a/tillsyn/S 258-2026 tillsynsbegäran.docx
+++ b/tillsyn/S 258-2026 tillsynsbegäran.docx
@@ -249,7 +249,7 @@
     <w:r>
       <w:tab/>
       <w:tab/>
-      <w:t>2026-09-30</w:t>
+      <w:t>2026-10-01</w:t>
       <w:br/>
       <w:br/>
     </w:r>

--- a/tillsyn/S 258-2026 tillsynsbegäran.docx
+++ b/tillsyn/S 258-2026 tillsynsbegäran.docx
@@ -249,7 +249,7 @@
     <w:r>
       <w:tab/>
       <w:tab/>
-      <w:t>2026-10-01</w:t>
+      <w:t>2026-10-02</w:t>
       <w:br/>
       <w:br/>
     </w:r>

--- a/tillsyn/S 258-2026 tillsynsbegäran.docx
+++ b/tillsyn/S 258-2026 tillsynsbegäran.docx
@@ -22,7 +22,7 @@
       <w:r>
         <w:drawing>
           <wp:inline xmlns:a="http://schemas.openxmlformats.org/drawingml/2006/main" xmlns:pic="http://schemas.openxmlformats.org/drawingml/2006/picture">
-            <wp:extent cx="5345584" cy="5724000"/>
+            <wp:extent cx="5335311" cy="5724000"/>
             <wp:docPr id="1" name="Picture 1"/>
             <wp:cNvGraphicFramePr>
               <a:graphicFrameLocks noChangeAspect="1"/>
@@ -43,7 +43,7 @@
                   <pic:spPr>
                     <a:xfrm>
                       <a:off x="0" y="0"/>
-                      <a:ext cx="5345584" cy="5724000"/>
+                      <a:ext cx="5335311" cy="5724000"/>
                     </a:xfrm>
                     <a:prstGeom prst="rect"/>
                   </pic:spPr>
@@ -60,12 +60,12 @@
         <w:spacing w:after="240"/>
       </w:pPr>
       <w:r>
-        <w:t>Figur 1. Fyndplatser för naturvårdsarter i samrådsanmälan. Markörer utan svart kant är placerade på fyndplatsen. Markörer med svart kant är placerade vid sidan av fyndplatsen och har ett svart streck som visar fyndplatsens exakta position. Kartans mittpunktskoordinat är N 6464814, E 410478 i SWEREF 99 TM.</w:t>
+        <w:t>Figur 1. Fyndplatser för naturvårdsarter i och inom 24 meter från samrådsanmälan. Markörer utan svart kant är placerade på fyndplatsen. Markörer med svart kant är placerade vid sidan av fyndplatsen och har ett svart streck som visar fyndplatsens exakta position. Kartans mittpunktskoordinat är N 6464814, E 410478 i SWEREF 99 TM.</w:t>
       </w:r>
     </w:p>
     <w:p>
       <w:r>
-        <w:t>I samrådsanmälan finns fynd av 2 naturvårdsarter, varav 1 är rödlistad och 2 är fridlysta: sädesärla (NT, §4) och vanlig snok (§6). Se Figur 1.</w:t>
+        <w:t>I och inom 24 meter från samrådsanmälan finns fynd av 5 naturvårdsarter, varav 4 är rödlistade och 2 är fridlysta: ask (EN), sexfläckig bastardsvärmare (VU), sädesärla (NT, §4), ängsmetallvinge (NT) och vanlig snok (§6). Se Figur 1.</w:t>
       </w:r>
     </w:p>
     <w:p>
@@ -97,6 +97,17 @@
     <w:p>
       <w:r>
         <w:t>Nedan följer beskrivningar av de naturvårdsarter och fridlysta arter som har sina livsmiljöer och växtplatser i den samrådsanmälda skogen. De påträffade naturvårdsarterna är ett tydligt kvitto på att det rör sig om en skog med höga naturvärden.</w:t>
+      </w:r>
+    </w:p>
+    <w:p>
+      <w:r>
+        <w:rPr>
+          <w:b/>
+        </w:rPr>
+        <w:t>Ask (EN)</w:t>
+      </w:r>
+      <w:r>
+        <w:t xml:space="preserve"> växer naturligt på frisk till fuktig, näringsrik, mullrik mark, gärna med rörligt, ytnära grundvatten. Asken är mycket viktig för den biologiska mångfalden och den är värd för minst 213 arter i olika organismgrupper, av vilka åtminstone 42 är askspecialister, ytterligare 8 arter förekommer endast på ask och alm. Bland dessa kan nämnas asknätfjäril (EN, §4a), askvårtlav (EN) och askpraktbagge (NT). Det finns en ökad risk att dessa arter försvinner när populationen av ask minskar. Asken är kraftigt drabbad av askskottsjukan, men angripna askar bör inte avverkas eftersom det är så många andra arter knutna till ask, såväl till döda som till levande träd. Eftersom sjukdomen är vindspridd så finns den redan nästan överallt där det finns askar, och till skillnad från almsjukan så förhindrar eller försvårar man inte spridningen genom att ta bort träd. Asken är globalt rödlistad som nära hotad (NT) vilket medför ett internationellt ansvar för arten (SLU Artdatabanken, 2026; IUCN, 2017).</w:t>
       </w:r>
     </w:p>
     <w:p>
@@ -249,7 +260,7 @@
     <w:r>
       <w:tab/>
       <w:tab/>
-      <w:t>2026-10-02</w:t>
+      <w:t>2026-10-03</w:t>
       <w:br/>
       <w:br/>
     </w:r>

--- a/tillsyn/S 258-2026 tillsynsbegäran.docx
+++ b/tillsyn/S 258-2026 tillsynsbegäran.docx
@@ -260,7 +260,7 @@
     <w:r>
       <w:tab/>
       <w:tab/>
-      <w:t>2026-10-03</w:t>
+      <w:t>2026-10-04</w:t>
       <w:br/>
       <w:br/>
     </w:r>

--- a/tillsyn/S 258-2026 tillsynsbegäran.docx
+++ b/tillsyn/S 258-2026 tillsynsbegäran.docx
@@ -260,7 +260,7 @@
     <w:r>
       <w:tab/>
       <w:tab/>
-      <w:t>2026-10-04</w:t>
+      <w:t>2026-10-05</w:t>
       <w:br/>
       <w:br/>
     </w:r>

--- a/tillsyn/S 258-2026 tillsynsbegäran.docx
+++ b/tillsyn/S 258-2026 tillsynsbegäran.docx
@@ -260,7 +260,7 @@
     <w:r>
       <w:tab/>
       <w:tab/>
-      <w:t>2026-10-05</w:t>
+      <w:t>2026-10-06</w:t>
       <w:br/>
       <w:br/>
     </w:r>

--- a/tillsyn/S 258-2026 tillsynsbegäran.docx
+++ b/tillsyn/S 258-2026 tillsynsbegäran.docx
@@ -260,7 +260,7 @@
     <w:r>
       <w:tab/>
       <w:tab/>
-      <w:t>2026-10-06</w:t>
+      <w:t>2026-10-07</w:t>
       <w:br/>
       <w:br/>
     </w:r>

--- a/tillsyn/S 258-2026 tillsynsbegäran.docx
+++ b/tillsyn/S 258-2026 tillsynsbegäran.docx
@@ -260,7 +260,7 @@
     <w:r>
       <w:tab/>
       <w:tab/>
-      <w:t>2026-10-07</w:t>
+      <w:t>2026-10-08</w:t>
       <w:br/>
       <w:br/>
     </w:r>

--- a/tillsyn/S 258-2026 tillsynsbegäran.docx
+++ b/tillsyn/S 258-2026 tillsynsbegäran.docx
@@ -260,7 +260,7 @@
     <w:r>
       <w:tab/>
       <w:tab/>
-      <w:t>2026-10-08</w:t>
+      <w:t>2026-10-09</w:t>
       <w:br/>
       <w:br/>
     </w:r>

--- a/tillsyn/S 258-2026 tillsynsbegäran.docx
+++ b/tillsyn/S 258-2026 tillsynsbegäran.docx
@@ -260,7 +260,7 @@
     <w:r>
       <w:tab/>
       <w:tab/>
-      <w:t>2026-10-09</w:t>
+      <w:t>2026-10-10</w:t>
       <w:br/>
       <w:br/>
     </w:r>

--- a/tillsyn/S 258-2026 tillsynsbegäran.docx
+++ b/tillsyn/S 258-2026 tillsynsbegäran.docx
@@ -260,7 +260,7 @@
     <w:r>
       <w:tab/>
       <w:tab/>
-      <w:t>2026-10-10</w:t>
+      <w:t>2026-10-11</w:t>
       <w:br/>
       <w:br/>
     </w:r>

--- a/tillsyn/S 258-2026 tillsynsbegäran.docx
+++ b/tillsyn/S 258-2026 tillsynsbegäran.docx
@@ -260,7 +260,7 @@
     <w:r>
       <w:tab/>
       <w:tab/>
-      <w:t>2026-10-11</w:t>
+      <w:t>2026-10-12</w:t>
       <w:br/>
       <w:br/>
     </w:r>

--- a/tillsyn/S 258-2026 tillsynsbegäran.docx
+++ b/tillsyn/S 258-2026 tillsynsbegäran.docx
@@ -260,7 +260,7 @@
     <w:r>
       <w:tab/>
       <w:tab/>
-      <w:t>2026-10-12</w:t>
+      <w:t>2026-10-13</w:t>
       <w:br/>
       <w:br/>
     </w:r>

--- a/tillsyn/S 258-2026 tillsynsbegäran.docx
+++ b/tillsyn/S 258-2026 tillsynsbegäran.docx
@@ -260,7 +260,7 @@
     <w:r>
       <w:tab/>
       <w:tab/>
-      <w:t>2026-10-13</w:t>
+      <w:t>2026-10-14</w:t>
       <w:br/>
       <w:br/>
     </w:r>

--- a/tillsyn/S 258-2026 tillsynsbegäran.docx
+++ b/tillsyn/S 258-2026 tillsynsbegäran.docx
@@ -260,7 +260,7 @@
     <w:r>
       <w:tab/>
       <w:tab/>
-      <w:t>2026-10-14</w:t>
+      <w:t>2026-10-15</w:t>
       <w:br/>
       <w:br/>
     </w:r>

--- a/tillsyn/S 258-2026 tillsynsbegäran.docx
+++ b/tillsyn/S 258-2026 tillsynsbegäran.docx
@@ -260,7 +260,7 @@
     <w:r>
       <w:tab/>
       <w:tab/>
-      <w:t>2026-10-15</w:t>
+      <w:t>2026-10-16</w:t>
       <w:br/>
       <w:br/>
     </w:r>

--- a/tillsyn/S 258-2026 tillsynsbegäran.docx
+++ b/tillsyn/S 258-2026 tillsynsbegäran.docx
@@ -260,7 +260,7 @@
     <w:r>
       <w:tab/>
       <w:tab/>
-      <w:t>2026-10-16</w:t>
+      <w:t>2026-10-17</w:t>
       <w:br/>
       <w:br/>
     </w:r>

--- a/tillsyn/S 258-2026 tillsynsbegäran.docx
+++ b/tillsyn/S 258-2026 tillsynsbegäran.docx
@@ -260,7 +260,7 @@
     <w:r>
       <w:tab/>
       <w:tab/>
-      <w:t>2026-10-17</w:t>
+      <w:t>2026-10-18</w:t>
       <w:br/>
       <w:br/>
     </w:r>

--- a/tillsyn/S 258-2026 tillsynsbegäran.docx
+++ b/tillsyn/S 258-2026 tillsynsbegäran.docx
@@ -260,7 +260,7 @@
     <w:r>
       <w:tab/>
       <w:tab/>
-      <w:t>2026-10-18</w:t>
+      <w:t>2026-10-19</w:t>
       <w:br/>
       <w:br/>
     </w:r>

--- a/tillsyn/S 258-2026 tillsynsbegäran.docx
+++ b/tillsyn/S 258-2026 tillsynsbegäran.docx
@@ -260,7 +260,7 @@
     <w:r>
       <w:tab/>
       <w:tab/>
-      <w:t>2026-10-19</w:t>
+      <w:t>2026-10-20</w:t>
       <w:br/>
       <w:br/>
     </w:r>

--- a/tillsyn/S 258-2026 tillsynsbegäran.docx
+++ b/tillsyn/S 258-2026 tillsynsbegäran.docx
@@ -260,7 +260,7 @@
     <w:r>
       <w:tab/>
       <w:tab/>
-      <w:t>2026-10-20</w:t>
+      <w:t>2026-10-21</w:t>
       <w:br/>
       <w:br/>
     </w:r>

--- a/tillsyn/S 258-2026 tillsynsbegäran.docx
+++ b/tillsyn/S 258-2026 tillsynsbegäran.docx
@@ -260,7 +260,7 @@
     <w:r>
       <w:tab/>
       <w:tab/>
-      <w:t>2026-10-21</w:t>
+      <w:t>2026-10-22</w:t>
       <w:br/>
       <w:br/>
     </w:r>

--- a/tillsyn/S 258-2026 tillsynsbegäran.docx
+++ b/tillsyn/S 258-2026 tillsynsbegäran.docx
@@ -260,7 +260,7 @@
     <w:r>
       <w:tab/>
       <w:tab/>
-      <w:t>2026-10-22</w:t>
+      <w:t>2026-10-23</w:t>
       <w:br/>
       <w:br/>
     </w:r>

--- a/tillsyn/S 258-2026 tillsynsbegäran.docx
+++ b/tillsyn/S 258-2026 tillsynsbegäran.docx
@@ -260,7 +260,7 @@
     <w:r>
       <w:tab/>
       <w:tab/>
-      <w:t>2026-10-23</w:t>
+      <w:t>2026-10-24</w:t>
       <w:br/>
       <w:br/>
     </w:r>

--- a/tillsyn/S 258-2026 tillsynsbegäran.docx
+++ b/tillsyn/S 258-2026 tillsynsbegäran.docx
@@ -260,7 +260,7 @@
     <w:r>
       <w:tab/>
       <w:tab/>
-      <w:t>2026-10-24</w:t>
+      <w:t>2026-10-25</w:t>
       <w:br/>
       <w:br/>
     </w:r>

--- a/tillsyn/S 258-2026 tillsynsbegäran.docx
+++ b/tillsyn/S 258-2026 tillsynsbegäran.docx
@@ -260,7 +260,7 @@
     <w:r>
       <w:tab/>
       <w:tab/>
-      <w:t>2026-10-25</w:t>
+      <w:t>2026-10-26</w:t>
       <w:br/>
       <w:br/>
     </w:r>

--- a/tillsyn/S 258-2026 tillsynsbegäran.docx
+++ b/tillsyn/S 258-2026 tillsynsbegäran.docx
@@ -260,7 +260,7 @@
     <w:r>
       <w:tab/>
       <w:tab/>
-      <w:t>2026-10-26</w:t>
+      <w:t>2026-10-27</w:t>
       <w:br/>
       <w:br/>
     </w:r>

--- a/tillsyn/S 258-2026 tillsynsbegäran.docx
+++ b/tillsyn/S 258-2026 tillsynsbegäran.docx
@@ -260,7 +260,7 @@
     <w:r>
       <w:tab/>
       <w:tab/>
-      <w:t>2026-10-27</w:t>
+      <w:t>2026-10-28</w:t>
       <w:br/>
       <w:br/>
     </w:r>

--- a/tillsyn/S 258-2026 tillsynsbegäran.docx
+++ b/tillsyn/S 258-2026 tillsynsbegäran.docx
@@ -260,7 +260,7 @@
     <w:r>
       <w:tab/>
       <w:tab/>
-      <w:t>2026-10-28</w:t>
+      <w:t>2026-10-29</w:t>
       <w:br/>
       <w:br/>
     </w:r>

--- a/tillsyn/S 258-2026 tillsynsbegäran.docx
+++ b/tillsyn/S 258-2026 tillsynsbegäran.docx
@@ -260,7 +260,7 @@
     <w:r>
       <w:tab/>
       <w:tab/>
-      <w:t>2026-10-29</w:t>
+      <w:t>2026-10-31</w:t>
       <w:br/>
       <w:br/>
     </w:r>
